--- a/output/日世战略诊断报告.docx
+++ b/output/日世战略诊断报告.docx
@@ -337,13 +337,13 @@
     </w:p>
     <w:p>
       <w:pPr>
-        <w:spacing w:after="80" w:before="0" w:line="330" w:lineRule="exact"/>
+        <w:spacing w:after="160"/>
         <w:jc w:val="center"/>
       </w:pPr>
       <w:r>
         <w:drawing>
           <wp:inline xmlns:a="http://schemas.openxmlformats.org/drawingml/2006/main" xmlns:pic="http://schemas.openxmlformats.org/drawingml/2006/picture">
-            <wp:extent cx="4320000" cy="3478007"/>
+            <wp:extent cx="5040000" cy="4057674"/>
             <wp:docPr id="1" name="Picture 1"/>
             <wp:cNvGraphicFramePr>
               <a:graphicFrameLocks noChangeAspect="1"/>
@@ -364,7 +364,7 @@
                   <pic:spPr>
                     <a:xfrm>
                       <a:off x="0" y="0"/>
-                      <a:ext cx="4320000" cy="3478007"/>
+                      <a:ext cx="5040000" cy="4057674"/>
                     </a:xfrm>
                     <a:prstGeom prst="rect"/>
                   </pic:spPr>
@@ -380,6 +380,7 @@
         <w:tblW w:type="auto" w:w="0"/>
         <w:jc w:val="left"/>
         <w:tblLook w:firstColumn="1" w:firstRow="1" w:lastColumn="0" w:lastRow="0" w:noHBand="0" w:noVBand="1" w:val="04A0"/>
+        <w:tblW w:w="5000" w:type="pct"/>
         <w:tblBorders>
           <w:top w:val="none" w:sz="0" w:space="0" w:color="auto"/>
           <w:left w:val="none" w:sz="0" w:space="0" w:color="auto"/>
@@ -397,9 +398,12 @@
       <w:tr>
         <w:tc>
           <w:tcPr>
-            <w:tcW w:type="dxa" w:w="2268"/>
+            <w:tcW w:type="dxa" w:w="1984"/>
           </w:tcPr>
           <w:p>
+            <w:pPr>
+              <w:spacing w:after="20" w:before="20"/>
+            </w:pPr>
             <w:r>
               <w:rPr>
                 <w:rFonts w:ascii="KaiTi" w:hAnsi="KaiTi" w:eastAsia="KaiTi"/>
@@ -413,9 +417,56 @@
         </w:tc>
         <w:tc>
           <w:tcPr>
+            <w:tcW w:type="dxa" w:w="5102"/>
+          </w:tcPr>
+          <w:p>
+            <w:pPr>
+              <w:spacing w:after="20" w:before="20"/>
+            </w:pPr>
+            <w:r>
+              <w:drawing>
+                <wp:inline xmlns:a="http://schemas.openxmlformats.org/drawingml/2006/main" xmlns:pic="http://schemas.openxmlformats.org/drawingml/2006/picture">
+                  <wp:extent cx="2520000" cy="125999"/>
+                  <wp:docPr id="2" name="Picture 2"/>
+                  <wp:cNvGraphicFramePr>
+                    <a:graphicFrameLocks noChangeAspect="1"/>
+                  </wp:cNvGraphicFramePr>
+                  <a:graphic>
+                    <a:graphicData uri="http://schemas.openxmlformats.org/drawingml/2006/picture">
+                      <pic:pic>
+                        <pic:nvPicPr>
+                          <pic:cNvPr id="0" name="bar_0.png"/>
+                          <pic:cNvPicPr/>
+                        </pic:nvPicPr>
+                        <pic:blipFill>
+                          <a:blip r:embed="rId10"/>
+                          <a:stretch>
+                            <a:fillRect/>
+                          </a:stretch>
+                        </pic:blipFill>
+                        <pic:spPr>
+                          <a:xfrm>
+                            <a:off x="0" y="0"/>
+                            <a:ext cx="2520000" cy="125999"/>
+                          </a:xfrm>
+                          <a:prstGeom prst="rect"/>
+                        </pic:spPr>
+                      </pic:pic>
+                    </a:graphicData>
+                  </a:graphic>
+                </wp:inline>
+              </w:drawing>
+            </w:r>
+          </w:p>
+        </w:tc>
+        <w:tc>
+          <w:tcPr>
             <w:tcW w:type="dxa" w:w="1134"/>
           </w:tcPr>
           <w:p>
+            <w:pPr>
+              <w:spacing w:after="20" w:before="20"/>
+            </w:pPr>
             <w:r>
               <w:rPr>
                 <w:rFonts w:ascii="Arial" w:hAnsi="Arial" w:eastAsia="KaiTi"/>
@@ -427,29 +478,16 @@
             </w:r>
           </w:p>
         </w:tc>
-        <w:tc>
-          <w:tcPr>
-            <w:tcW w:type="dxa" w:w="5669"/>
-          </w:tcPr>
-          <w:p>
-            <w:r>
-              <w:rPr>
-                <w:rFonts w:ascii="Arial" w:hAnsi="Arial" w:eastAsia="KaiTi"/>
-                <w:b w:val="0"/>
-                <w:color w:val="C36E19"/>
-                <w:sz w:val="20"/>
-              </w:rPr>
-              <w:t>██░░</w:t>
-            </w:r>
-          </w:p>
-        </w:tc>
       </w:tr>
       <w:tr>
         <w:tc>
           <w:tcPr>
-            <w:tcW w:type="dxa" w:w="2268"/>
+            <w:tcW w:type="dxa" w:w="1984"/>
           </w:tcPr>
           <w:p>
+            <w:pPr>
+              <w:spacing w:after="20" w:before="20"/>
+            </w:pPr>
             <w:r>
               <w:rPr>
                 <w:rFonts w:ascii="KaiTi" w:hAnsi="KaiTi" w:eastAsia="KaiTi"/>
@@ -463,9 +501,56 @@
         </w:tc>
         <w:tc>
           <w:tcPr>
+            <w:tcW w:type="dxa" w:w="5102"/>
+          </w:tcPr>
+          <w:p>
+            <w:pPr>
+              <w:spacing w:after="20" w:before="20"/>
+            </w:pPr>
+            <w:r>
+              <w:drawing>
+                <wp:inline xmlns:a="http://schemas.openxmlformats.org/drawingml/2006/main" xmlns:pic="http://schemas.openxmlformats.org/drawingml/2006/picture">
+                  <wp:extent cx="2520000" cy="125999"/>
+                  <wp:docPr id="3" name="Picture 3"/>
+                  <wp:cNvGraphicFramePr>
+                    <a:graphicFrameLocks noChangeAspect="1"/>
+                  </wp:cNvGraphicFramePr>
+                  <a:graphic>
+                    <a:graphicData uri="http://schemas.openxmlformats.org/drawingml/2006/picture">
+                      <pic:pic>
+                        <pic:nvPicPr>
+                          <pic:cNvPr id="0" name="bar_1.png"/>
+                          <pic:cNvPicPr/>
+                        </pic:nvPicPr>
+                        <pic:blipFill>
+                          <a:blip r:embed="rId11"/>
+                          <a:stretch>
+                            <a:fillRect/>
+                          </a:stretch>
+                        </pic:blipFill>
+                        <pic:spPr>
+                          <a:xfrm>
+                            <a:off x="0" y="0"/>
+                            <a:ext cx="2520000" cy="125999"/>
+                          </a:xfrm>
+                          <a:prstGeom prst="rect"/>
+                        </pic:spPr>
+                      </pic:pic>
+                    </a:graphicData>
+                  </a:graphic>
+                </wp:inline>
+              </w:drawing>
+            </w:r>
+          </w:p>
+        </w:tc>
+        <w:tc>
+          <w:tcPr>
             <w:tcW w:type="dxa" w:w="1134"/>
           </w:tcPr>
           <w:p>
+            <w:pPr>
+              <w:spacing w:after="20" w:before="20"/>
+            </w:pPr>
             <w:r>
               <w:rPr>
                 <w:rFonts w:ascii="Arial" w:hAnsi="Arial" w:eastAsia="KaiTi"/>
@@ -477,29 +562,16 @@
             </w:r>
           </w:p>
         </w:tc>
-        <w:tc>
-          <w:tcPr>
-            <w:tcW w:type="dxa" w:w="5669"/>
-          </w:tcPr>
-          <w:p>
-            <w:r>
-              <w:rPr>
-                <w:rFonts w:ascii="Arial" w:hAnsi="Arial" w:eastAsia="KaiTi"/>
-                <w:b w:val="0"/>
-                <w:color w:val="9B871E"/>
-                <w:sz w:val="20"/>
-              </w:rPr>
-              <w:t>███░</w:t>
-            </w:r>
-          </w:p>
-        </w:tc>
       </w:tr>
       <w:tr>
         <w:tc>
           <w:tcPr>
-            <w:tcW w:type="dxa" w:w="2268"/>
+            <w:tcW w:type="dxa" w:w="1984"/>
           </w:tcPr>
           <w:p>
+            <w:pPr>
+              <w:spacing w:after="20" w:before="20"/>
+            </w:pPr>
             <w:r>
               <w:rPr>
                 <w:rFonts w:ascii="KaiTi" w:hAnsi="KaiTi" w:eastAsia="KaiTi"/>
@@ -513,9 +585,56 @@
         </w:tc>
         <w:tc>
           <w:tcPr>
+            <w:tcW w:type="dxa" w:w="5102"/>
+          </w:tcPr>
+          <w:p>
+            <w:pPr>
+              <w:spacing w:after="20" w:before="20"/>
+            </w:pPr>
+            <w:r>
+              <w:drawing>
+                <wp:inline xmlns:a="http://schemas.openxmlformats.org/drawingml/2006/main" xmlns:pic="http://schemas.openxmlformats.org/drawingml/2006/picture">
+                  <wp:extent cx="2520000" cy="125999"/>
+                  <wp:docPr id="4" name="Picture 4"/>
+                  <wp:cNvGraphicFramePr>
+                    <a:graphicFrameLocks noChangeAspect="1"/>
+                  </wp:cNvGraphicFramePr>
+                  <a:graphic>
+                    <a:graphicData uri="http://schemas.openxmlformats.org/drawingml/2006/picture">
+                      <pic:pic>
+                        <pic:nvPicPr>
+                          <pic:cNvPr id="0" name="bar_0.png"/>
+                          <pic:cNvPicPr/>
+                        </pic:nvPicPr>
+                        <pic:blipFill>
+                          <a:blip r:embed="rId10"/>
+                          <a:stretch>
+                            <a:fillRect/>
+                          </a:stretch>
+                        </pic:blipFill>
+                        <pic:spPr>
+                          <a:xfrm>
+                            <a:off x="0" y="0"/>
+                            <a:ext cx="2520000" cy="125999"/>
+                          </a:xfrm>
+                          <a:prstGeom prst="rect"/>
+                        </pic:spPr>
+                      </pic:pic>
+                    </a:graphicData>
+                  </a:graphic>
+                </wp:inline>
+              </w:drawing>
+            </w:r>
+          </w:p>
+        </w:tc>
+        <w:tc>
+          <w:tcPr>
             <w:tcW w:type="dxa" w:w="1134"/>
           </w:tcPr>
           <w:p>
+            <w:pPr>
+              <w:spacing w:after="20" w:before="20"/>
+            </w:pPr>
             <w:r>
               <w:rPr>
                 <w:rFonts w:ascii="Arial" w:hAnsi="Arial" w:eastAsia="KaiTi"/>
@@ -527,29 +646,16 @@
             </w:r>
           </w:p>
         </w:tc>
-        <w:tc>
-          <w:tcPr>
-            <w:tcW w:type="dxa" w:w="5669"/>
-          </w:tcPr>
-          <w:p>
-            <w:r>
-              <w:rPr>
-                <w:rFonts w:ascii="Arial" w:hAnsi="Arial" w:eastAsia="KaiTi"/>
-                <w:b w:val="0"/>
-                <w:color w:val="C36E19"/>
-                <w:sz w:val="20"/>
-              </w:rPr>
-              <w:t>██░░</w:t>
-            </w:r>
-          </w:p>
-        </w:tc>
       </w:tr>
       <w:tr>
         <w:tc>
           <w:tcPr>
-            <w:tcW w:type="dxa" w:w="2268"/>
+            <w:tcW w:type="dxa" w:w="1984"/>
           </w:tcPr>
           <w:p>
+            <w:pPr>
+              <w:spacing w:after="20" w:before="20"/>
+            </w:pPr>
             <w:r>
               <w:rPr>
                 <w:rFonts w:ascii="KaiTi" w:hAnsi="KaiTi" w:eastAsia="KaiTi"/>
@@ -563,9 +669,56 @@
         </w:tc>
         <w:tc>
           <w:tcPr>
+            <w:tcW w:type="dxa" w:w="5102"/>
+          </w:tcPr>
+          <w:p>
+            <w:pPr>
+              <w:spacing w:after="20" w:before="20"/>
+            </w:pPr>
+            <w:r>
+              <w:drawing>
+                <wp:inline xmlns:a="http://schemas.openxmlformats.org/drawingml/2006/main" xmlns:pic="http://schemas.openxmlformats.org/drawingml/2006/picture">
+                  <wp:extent cx="2520000" cy="125999"/>
+                  <wp:docPr id="5" name="Picture 5"/>
+                  <wp:cNvGraphicFramePr>
+                    <a:graphicFrameLocks noChangeAspect="1"/>
+                  </wp:cNvGraphicFramePr>
+                  <a:graphic>
+                    <a:graphicData uri="http://schemas.openxmlformats.org/drawingml/2006/picture">
+                      <pic:pic>
+                        <pic:nvPicPr>
+                          <pic:cNvPr id="0" name="bar_1.png"/>
+                          <pic:cNvPicPr/>
+                        </pic:nvPicPr>
+                        <pic:blipFill>
+                          <a:blip r:embed="rId11"/>
+                          <a:stretch>
+                            <a:fillRect/>
+                          </a:stretch>
+                        </pic:blipFill>
+                        <pic:spPr>
+                          <a:xfrm>
+                            <a:off x="0" y="0"/>
+                            <a:ext cx="2520000" cy="125999"/>
+                          </a:xfrm>
+                          <a:prstGeom prst="rect"/>
+                        </pic:spPr>
+                      </pic:pic>
+                    </a:graphicData>
+                  </a:graphic>
+                </wp:inline>
+              </w:drawing>
+            </w:r>
+          </w:p>
+        </w:tc>
+        <w:tc>
+          <w:tcPr>
             <w:tcW w:type="dxa" w:w="1134"/>
           </w:tcPr>
           <w:p>
+            <w:pPr>
+              <w:spacing w:after="20" w:before="20"/>
+            </w:pPr>
             <w:r>
               <w:rPr>
                 <w:rFonts w:ascii="Arial" w:hAnsi="Arial" w:eastAsia="KaiTi"/>
@@ -577,29 +730,16 @@
             </w:r>
           </w:p>
         </w:tc>
-        <w:tc>
-          <w:tcPr>
-            <w:tcW w:type="dxa" w:w="5669"/>
-          </w:tcPr>
-          <w:p>
-            <w:r>
-              <w:rPr>
-                <w:rFonts w:ascii="Arial" w:hAnsi="Arial" w:eastAsia="KaiTi"/>
-                <w:b w:val="0"/>
-                <w:color w:val="9B871E"/>
-                <w:sz w:val="20"/>
-              </w:rPr>
-              <w:t>███░</w:t>
-            </w:r>
-          </w:p>
-        </w:tc>
       </w:tr>
       <w:tr>
         <w:tc>
           <w:tcPr>
-            <w:tcW w:type="dxa" w:w="2268"/>
+            <w:tcW w:type="dxa" w:w="1984"/>
           </w:tcPr>
           <w:p>
+            <w:pPr>
+              <w:spacing w:after="20" w:before="20"/>
+            </w:pPr>
             <w:r>
               <w:rPr>
                 <w:rFonts w:ascii="KaiTi" w:hAnsi="KaiTi" w:eastAsia="KaiTi"/>
@@ -613,9 +753,56 @@
         </w:tc>
         <w:tc>
           <w:tcPr>
+            <w:tcW w:type="dxa" w:w="5102"/>
+          </w:tcPr>
+          <w:p>
+            <w:pPr>
+              <w:spacing w:after="20" w:before="20"/>
+            </w:pPr>
+            <w:r>
+              <w:drawing>
+                <wp:inline xmlns:a="http://schemas.openxmlformats.org/drawingml/2006/main" xmlns:pic="http://schemas.openxmlformats.org/drawingml/2006/picture">
+                  <wp:extent cx="2520000" cy="125999"/>
+                  <wp:docPr id="6" name="Picture 6"/>
+                  <wp:cNvGraphicFramePr>
+                    <a:graphicFrameLocks noChangeAspect="1"/>
+                  </wp:cNvGraphicFramePr>
+                  <a:graphic>
+                    <a:graphicData uri="http://schemas.openxmlformats.org/drawingml/2006/picture">
+                      <pic:pic>
+                        <pic:nvPicPr>
+                          <pic:cNvPr id="0" name="bar_4.png"/>
+                          <pic:cNvPicPr/>
+                        </pic:nvPicPr>
+                        <pic:blipFill>
+                          <a:blip r:embed="rId12"/>
+                          <a:stretch>
+                            <a:fillRect/>
+                          </a:stretch>
+                        </pic:blipFill>
+                        <pic:spPr>
+                          <a:xfrm>
+                            <a:off x="0" y="0"/>
+                            <a:ext cx="2520000" cy="125999"/>
+                          </a:xfrm>
+                          <a:prstGeom prst="rect"/>
+                        </pic:spPr>
+                      </pic:pic>
+                    </a:graphicData>
+                  </a:graphic>
+                </wp:inline>
+              </w:drawing>
+            </w:r>
+          </w:p>
+        </w:tc>
+        <w:tc>
+          <w:tcPr>
             <w:tcW w:type="dxa" w:w="1134"/>
           </w:tcPr>
           <w:p>
+            <w:pPr>
+              <w:spacing w:after="20" w:before="20"/>
+            </w:pPr>
             <w:r>
               <w:rPr>
                 <w:rFonts w:ascii="Arial" w:hAnsi="Arial" w:eastAsia="KaiTi"/>
@@ -627,29 +814,16 @@
             </w:r>
           </w:p>
         </w:tc>
-        <w:tc>
-          <w:tcPr>
-            <w:tcW w:type="dxa" w:w="5669"/>
-          </w:tcPr>
-          <w:p>
-            <w:r>
-              <w:rPr>
-                <w:rFonts w:ascii="Arial" w:hAnsi="Arial" w:eastAsia="KaiTi"/>
-                <w:b w:val="0"/>
-                <w:color w:val="BE2A28"/>
-                <w:sz w:val="20"/>
-              </w:rPr>
-              <w:t>█░░░</w:t>
-            </w:r>
-          </w:p>
-        </w:tc>
       </w:tr>
       <w:tr>
         <w:tc>
           <w:tcPr>
-            <w:tcW w:type="dxa" w:w="2268"/>
+            <w:tcW w:type="dxa" w:w="1984"/>
           </w:tcPr>
           <w:p>
+            <w:pPr>
+              <w:spacing w:after="20" w:before="20"/>
+            </w:pPr>
             <w:r>
               <w:rPr>
                 <w:rFonts w:ascii="KaiTi" w:hAnsi="KaiTi" w:eastAsia="KaiTi"/>
@@ -663,9 +837,56 @@
         </w:tc>
         <w:tc>
           <w:tcPr>
+            <w:tcW w:type="dxa" w:w="5102"/>
+          </w:tcPr>
+          <w:p>
+            <w:pPr>
+              <w:spacing w:after="20" w:before="20"/>
+            </w:pPr>
+            <w:r>
+              <w:drawing>
+                <wp:inline xmlns:a="http://schemas.openxmlformats.org/drawingml/2006/main" xmlns:pic="http://schemas.openxmlformats.org/drawingml/2006/picture">
+                  <wp:extent cx="2520000" cy="125999"/>
+                  <wp:docPr id="7" name="Picture 7"/>
+                  <wp:cNvGraphicFramePr>
+                    <a:graphicFrameLocks noChangeAspect="1"/>
+                  </wp:cNvGraphicFramePr>
+                  <a:graphic>
+                    <a:graphicData uri="http://schemas.openxmlformats.org/drawingml/2006/picture">
+                      <pic:pic>
+                        <pic:nvPicPr>
+                          <pic:cNvPr id="0" name="bar_1.png"/>
+                          <pic:cNvPicPr/>
+                        </pic:nvPicPr>
+                        <pic:blipFill>
+                          <a:blip r:embed="rId11"/>
+                          <a:stretch>
+                            <a:fillRect/>
+                          </a:stretch>
+                        </pic:blipFill>
+                        <pic:spPr>
+                          <a:xfrm>
+                            <a:off x="0" y="0"/>
+                            <a:ext cx="2520000" cy="125999"/>
+                          </a:xfrm>
+                          <a:prstGeom prst="rect"/>
+                        </pic:spPr>
+                      </pic:pic>
+                    </a:graphicData>
+                  </a:graphic>
+                </wp:inline>
+              </w:drawing>
+            </w:r>
+          </w:p>
+        </w:tc>
+        <w:tc>
+          <w:tcPr>
             <w:tcW w:type="dxa" w:w="1134"/>
           </w:tcPr>
           <w:p>
+            <w:pPr>
+              <w:spacing w:after="20" w:before="20"/>
+            </w:pPr>
             <w:r>
               <w:rPr>
                 <w:rFonts w:ascii="Arial" w:hAnsi="Arial" w:eastAsia="KaiTi"/>
@@ -677,29 +898,16 @@
             </w:r>
           </w:p>
         </w:tc>
-        <w:tc>
-          <w:tcPr>
-            <w:tcW w:type="dxa" w:w="5669"/>
-          </w:tcPr>
-          <w:p>
-            <w:r>
-              <w:rPr>
-                <w:rFonts w:ascii="Arial" w:hAnsi="Arial" w:eastAsia="KaiTi"/>
-                <w:b w:val="0"/>
-                <w:color w:val="9B871E"/>
-                <w:sz w:val="20"/>
-              </w:rPr>
-              <w:t>███░</w:t>
-            </w:r>
-          </w:p>
-        </w:tc>
       </w:tr>
       <w:tr>
         <w:tc>
           <w:tcPr>
-            <w:tcW w:type="dxa" w:w="2268"/>
+            <w:tcW w:type="dxa" w:w="1984"/>
           </w:tcPr>
           <w:p>
+            <w:pPr>
+              <w:spacing w:after="20" w:before="20"/>
+            </w:pPr>
             <w:r>
               <w:rPr>
                 <w:rFonts w:ascii="KaiTi" w:hAnsi="KaiTi" w:eastAsia="KaiTi"/>
@@ -713,9 +921,56 @@
         </w:tc>
         <w:tc>
           <w:tcPr>
+            <w:tcW w:type="dxa" w:w="5102"/>
+          </w:tcPr>
+          <w:p>
+            <w:pPr>
+              <w:spacing w:after="20" w:before="20"/>
+            </w:pPr>
+            <w:r>
+              <w:drawing>
+                <wp:inline xmlns:a="http://schemas.openxmlformats.org/drawingml/2006/main" xmlns:pic="http://schemas.openxmlformats.org/drawingml/2006/picture">
+                  <wp:extent cx="2520000" cy="125999"/>
+                  <wp:docPr id="8" name="Picture 8"/>
+                  <wp:cNvGraphicFramePr>
+                    <a:graphicFrameLocks noChangeAspect="1"/>
+                  </wp:cNvGraphicFramePr>
+                  <a:graphic>
+                    <a:graphicData uri="http://schemas.openxmlformats.org/drawingml/2006/picture">
+                      <pic:pic>
+                        <pic:nvPicPr>
+                          <pic:cNvPr id="0" name="bar_1.png"/>
+                          <pic:cNvPicPr/>
+                        </pic:nvPicPr>
+                        <pic:blipFill>
+                          <a:blip r:embed="rId11"/>
+                          <a:stretch>
+                            <a:fillRect/>
+                          </a:stretch>
+                        </pic:blipFill>
+                        <pic:spPr>
+                          <a:xfrm>
+                            <a:off x="0" y="0"/>
+                            <a:ext cx="2520000" cy="125999"/>
+                          </a:xfrm>
+                          <a:prstGeom prst="rect"/>
+                        </pic:spPr>
+                      </pic:pic>
+                    </a:graphicData>
+                  </a:graphic>
+                </wp:inline>
+              </w:drawing>
+            </w:r>
+          </w:p>
+        </w:tc>
+        <w:tc>
+          <w:tcPr>
             <w:tcW w:type="dxa" w:w="1134"/>
           </w:tcPr>
           <w:p>
+            <w:pPr>
+              <w:spacing w:after="20" w:before="20"/>
+            </w:pPr>
             <w:r>
               <w:rPr>
                 <w:rFonts w:ascii="Arial" w:hAnsi="Arial" w:eastAsia="KaiTi"/>
@@ -727,29 +982,16 @@
             </w:r>
           </w:p>
         </w:tc>
-        <w:tc>
-          <w:tcPr>
-            <w:tcW w:type="dxa" w:w="5669"/>
-          </w:tcPr>
-          <w:p>
-            <w:r>
-              <w:rPr>
-                <w:rFonts w:ascii="Arial" w:hAnsi="Arial" w:eastAsia="KaiTi"/>
-                <w:b w:val="0"/>
-                <w:color w:val="9B871E"/>
-                <w:sz w:val="20"/>
-              </w:rPr>
-              <w:t>███░</w:t>
-            </w:r>
-          </w:p>
-        </w:tc>
       </w:tr>
       <w:tr>
         <w:tc>
           <w:tcPr>
-            <w:tcW w:type="dxa" w:w="2268"/>
+            <w:tcW w:type="dxa" w:w="1984"/>
           </w:tcPr>
           <w:p>
+            <w:pPr>
+              <w:spacing w:after="20" w:before="20"/>
+            </w:pPr>
             <w:r>
               <w:rPr>
                 <w:rFonts w:ascii="KaiTi" w:hAnsi="KaiTi" w:eastAsia="KaiTi"/>
@@ -763,9 +1005,56 @@
         </w:tc>
         <w:tc>
           <w:tcPr>
+            <w:tcW w:type="dxa" w:w="5102"/>
+          </w:tcPr>
+          <w:p>
+            <w:pPr>
+              <w:spacing w:after="20" w:before="20"/>
+            </w:pPr>
+            <w:r>
+              <w:drawing>
+                <wp:inline xmlns:a="http://schemas.openxmlformats.org/drawingml/2006/main" xmlns:pic="http://schemas.openxmlformats.org/drawingml/2006/picture">
+                  <wp:extent cx="2520000" cy="125999"/>
+                  <wp:docPr id="9" name="Picture 9"/>
+                  <wp:cNvGraphicFramePr>
+                    <a:graphicFrameLocks noChangeAspect="1"/>
+                  </wp:cNvGraphicFramePr>
+                  <a:graphic>
+                    <a:graphicData uri="http://schemas.openxmlformats.org/drawingml/2006/picture">
+                      <pic:pic>
+                        <pic:nvPicPr>
+                          <pic:cNvPr id="0" name="bar_0.png"/>
+                          <pic:cNvPicPr/>
+                        </pic:nvPicPr>
+                        <pic:blipFill>
+                          <a:blip r:embed="rId10"/>
+                          <a:stretch>
+                            <a:fillRect/>
+                          </a:stretch>
+                        </pic:blipFill>
+                        <pic:spPr>
+                          <a:xfrm>
+                            <a:off x="0" y="0"/>
+                            <a:ext cx="2520000" cy="125999"/>
+                          </a:xfrm>
+                          <a:prstGeom prst="rect"/>
+                        </pic:spPr>
+                      </pic:pic>
+                    </a:graphicData>
+                  </a:graphic>
+                </wp:inline>
+              </w:drawing>
+            </w:r>
+          </w:p>
+        </w:tc>
+        <w:tc>
+          <w:tcPr>
             <w:tcW w:type="dxa" w:w="1134"/>
           </w:tcPr>
           <w:p>
+            <w:pPr>
+              <w:spacing w:after="20" w:before="20"/>
+            </w:pPr>
             <w:r>
               <w:rPr>
                 <w:rFonts w:ascii="Arial" w:hAnsi="Arial" w:eastAsia="KaiTi"/>
@@ -777,29 +1066,16 @@
             </w:r>
           </w:p>
         </w:tc>
-        <w:tc>
-          <w:tcPr>
-            <w:tcW w:type="dxa" w:w="5669"/>
-          </w:tcPr>
-          <w:p>
-            <w:r>
-              <w:rPr>
-                <w:rFonts w:ascii="Arial" w:hAnsi="Arial" w:eastAsia="KaiTi"/>
-                <w:b w:val="0"/>
-                <w:color w:val="C36E19"/>
-                <w:sz w:val="20"/>
-              </w:rPr>
-              <w:t>██░░</w:t>
-            </w:r>
-          </w:p>
-        </w:tc>
       </w:tr>
       <w:tr>
         <w:tc>
           <w:tcPr>
-            <w:tcW w:type="dxa" w:w="2268"/>
+            <w:tcW w:type="dxa" w:w="1984"/>
           </w:tcPr>
           <w:p>
+            <w:pPr>
+              <w:spacing w:after="20" w:before="20"/>
+            </w:pPr>
             <w:r>
               <w:rPr>
                 <w:rFonts w:ascii="KaiTi" w:hAnsi="KaiTi" w:eastAsia="KaiTi"/>
@@ -813,9 +1089,56 @@
         </w:tc>
         <w:tc>
           <w:tcPr>
+            <w:tcW w:type="dxa" w:w="5102"/>
+          </w:tcPr>
+          <w:p>
+            <w:pPr>
+              <w:spacing w:after="20" w:before="20"/>
+            </w:pPr>
+            <w:r>
+              <w:drawing>
+                <wp:inline xmlns:a="http://schemas.openxmlformats.org/drawingml/2006/main" xmlns:pic="http://schemas.openxmlformats.org/drawingml/2006/picture">
+                  <wp:extent cx="2520000" cy="125999"/>
+                  <wp:docPr id="10" name="Picture 10"/>
+                  <wp:cNvGraphicFramePr>
+                    <a:graphicFrameLocks noChangeAspect="1"/>
+                  </wp:cNvGraphicFramePr>
+                  <a:graphic>
+                    <a:graphicData uri="http://schemas.openxmlformats.org/drawingml/2006/picture">
+                      <pic:pic>
+                        <pic:nvPicPr>
+                          <pic:cNvPr id="0" name="bar_8.png"/>
+                          <pic:cNvPicPr/>
+                        </pic:nvPicPr>
+                        <pic:blipFill>
+                          <a:blip r:embed="rId13"/>
+                          <a:stretch>
+                            <a:fillRect/>
+                          </a:stretch>
+                        </pic:blipFill>
+                        <pic:spPr>
+                          <a:xfrm>
+                            <a:off x="0" y="0"/>
+                            <a:ext cx="2520000" cy="125999"/>
+                          </a:xfrm>
+                          <a:prstGeom prst="rect"/>
+                        </pic:spPr>
+                      </pic:pic>
+                    </a:graphicData>
+                  </a:graphic>
+                </wp:inline>
+              </w:drawing>
+            </w:r>
+          </w:p>
+        </w:tc>
+        <w:tc>
+          <w:tcPr>
             <w:tcW w:type="dxa" w:w="1134"/>
           </w:tcPr>
           <w:p>
+            <w:pPr>
+              <w:spacing w:after="20" w:before="20"/>
+            </w:pPr>
             <w:r>
               <w:rPr>
                 <w:rFonts w:ascii="Arial" w:hAnsi="Arial" w:eastAsia="KaiTi"/>
@@ -827,29 +1150,16 @@
             </w:r>
           </w:p>
         </w:tc>
-        <w:tc>
-          <w:tcPr>
-            <w:tcW w:type="dxa" w:w="5669"/>
-          </w:tcPr>
-          <w:p>
-            <w:r>
-              <w:rPr>
-                <w:rFonts w:ascii="Arial" w:hAnsi="Arial" w:eastAsia="KaiTi"/>
-                <w:b w:val="0"/>
-                <w:color w:val="207841"/>
-                <w:sz w:val="20"/>
-              </w:rPr>
-              <w:t>████</w:t>
-            </w:r>
-          </w:p>
-        </w:tc>
       </w:tr>
       <w:tr>
         <w:tc>
           <w:tcPr>
-            <w:tcW w:type="dxa" w:w="2268"/>
+            <w:tcW w:type="dxa" w:w="1984"/>
           </w:tcPr>
           <w:p>
+            <w:pPr>
+              <w:spacing w:after="20" w:before="20"/>
+            </w:pPr>
             <w:r>
               <w:rPr>
                 <w:rFonts w:ascii="KaiTi" w:hAnsi="KaiTi" w:eastAsia="KaiTi"/>
@@ -863,9 +1173,56 @@
         </w:tc>
         <w:tc>
           <w:tcPr>
+            <w:tcW w:type="dxa" w:w="5102"/>
+          </w:tcPr>
+          <w:p>
+            <w:pPr>
+              <w:spacing w:after="20" w:before="20"/>
+            </w:pPr>
+            <w:r>
+              <w:drawing>
+                <wp:inline xmlns:a="http://schemas.openxmlformats.org/drawingml/2006/main" xmlns:pic="http://schemas.openxmlformats.org/drawingml/2006/picture">
+                  <wp:extent cx="2520000" cy="125999"/>
+                  <wp:docPr id="11" name="Picture 11"/>
+                  <wp:cNvGraphicFramePr>
+                    <a:graphicFrameLocks noChangeAspect="1"/>
+                  </wp:cNvGraphicFramePr>
+                  <a:graphic>
+                    <a:graphicData uri="http://schemas.openxmlformats.org/drawingml/2006/picture">
+                      <pic:pic>
+                        <pic:nvPicPr>
+                          <pic:cNvPr id="0" name="bar_1.png"/>
+                          <pic:cNvPicPr/>
+                        </pic:nvPicPr>
+                        <pic:blipFill>
+                          <a:blip r:embed="rId11"/>
+                          <a:stretch>
+                            <a:fillRect/>
+                          </a:stretch>
+                        </pic:blipFill>
+                        <pic:spPr>
+                          <a:xfrm>
+                            <a:off x="0" y="0"/>
+                            <a:ext cx="2520000" cy="125999"/>
+                          </a:xfrm>
+                          <a:prstGeom prst="rect"/>
+                        </pic:spPr>
+                      </pic:pic>
+                    </a:graphicData>
+                  </a:graphic>
+                </wp:inline>
+              </w:drawing>
+            </w:r>
+          </w:p>
+        </w:tc>
+        <w:tc>
+          <w:tcPr>
             <w:tcW w:type="dxa" w:w="1134"/>
           </w:tcPr>
           <w:p>
+            <w:pPr>
+              <w:spacing w:after="20" w:before="20"/>
+            </w:pPr>
             <w:r>
               <w:rPr>
                 <w:rFonts w:ascii="Arial" w:hAnsi="Arial" w:eastAsia="KaiTi"/>
@@ -874,22 +1231,6 @@
                 <w:sz w:val="20"/>
               </w:rPr>
               <w:t>3/4</w:t>
-            </w:r>
-          </w:p>
-        </w:tc>
-        <w:tc>
-          <w:tcPr>
-            <w:tcW w:type="dxa" w:w="5669"/>
-          </w:tcPr>
-          <w:p>
-            <w:r>
-              <w:rPr>
-                <w:rFonts w:ascii="Arial" w:hAnsi="Arial" w:eastAsia="KaiTi"/>
-                <w:b w:val="0"/>
-                <w:color w:val="9B871E"/>
-                <w:sz w:val="20"/>
-              </w:rPr>
-              <w:t>███░</w:t>
             </w:r>
           </w:p>
         </w:tc>

--- a/output/日世战略诊断报告.docx
+++ b/output/日世战略诊断报告.docx
@@ -68,6 +68,8 @@
     </w:p>
     <w:p>
       <w:pPr>
+        <w:keepNext/>
+        <w:keepLines/>
         <w:spacing w:after="40" w:before="280" w:line="480" w:lineRule="exact"/>
         <w:pBdr>
           <w:bottom w:val="single" w:sz="12" w:space="3" w:color="051C2C"/>
@@ -147,6 +149,8 @@
     </w:p>
     <w:p>
       <w:pPr>
+        <w:keepNext/>
+        <w:keepLines/>
         <w:spacing w:after="40" w:before="280" w:line="480" w:lineRule="exact"/>
         <w:pBdr>
           <w:bottom w:val="single" w:sz="12" w:space="3" w:color="051C2C"/>
@@ -320,6 +324,8 @@
     </w:p>
     <w:p>
       <w:pPr>
+        <w:keepNext/>
+        <w:keepLines/>
         <w:spacing w:after="40" w:before="280" w:line="480" w:lineRule="exact"/>
         <w:pBdr>
           <w:bottom w:val="single" w:sz="12" w:space="3" w:color="051C2C"/>
@@ -337,6 +343,7 @@
     </w:p>
     <w:p>
       <w:pPr>
+        <w:keepNext/>
         <w:spacing w:after="160"/>
         <w:jc w:val="center"/>
       </w:pPr>
@@ -1243,6 +1250,8 @@
     </w:p>
     <w:p>
       <w:pPr>
+        <w:keepNext/>
+        <w:keepLines/>
         <w:spacing w:after="40" w:before="280" w:line="480" w:lineRule="exact"/>
         <w:pBdr>
           <w:bottom w:val="single" w:sz="12" w:space="3" w:color="051C2C"/>
@@ -1260,6 +1269,7 @@
     </w:p>
     <w:p>
       <w:pPr>
+        <w:keepNext/>
         <w:spacing w:after="20" w:before="80" w:line="330" w:lineRule="exact"/>
       </w:pPr>
       <w:r>
@@ -1320,6 +1330,7 @@
     </w:p>
     <w:p>
       <w:pPr>
+        <w:keepNext/>
         <w:spacing w:after="20" w:before="80" w:line="330" w:lineRule="exact"/>
       </w:pPr>
       <w:r>
@@ -1380,6 +1391,7 @@
     </w:p>
     <w:p>
       <w:pPr>
+        <w:keepNext/>
         <w:spacing w:after="20" w:before="80" w:line="330" w:lineRule="exact"/>
       </w:pPr>
       <w:r>
@@ -1440,6 +1452,7 @@
     </w:p>
     <w:p>
       <w:pPr>
+        <w:keepNext/>
         <w:spacing w:after="20" w:before="80" w:line="330" w:lineRule="exact"/>
       </w:pPr>
       <w:r>
@@ -1500,6 +1513,7 @@
     </w:p>
     <w:p>
       <w:pPr>
+        <w:keepNext/>
         <w:spacing w:after="20" w:before="80" w:line="330" w:lineRule="exact"/>
       </w:pPr>
       <w:r>
@@ -1560,6 +1574,7 @@
     </w:p>
     <w:p>
       <w:pPr>
+        <w:keepNext/>
         <w:spacing w:after="20" w:before="80" w:line="330" w:lineRule="exact"/>
       </w:pPr>
       <w:r>
@@ -1620,6 +1635,7 @@
     </w:p>
     <w:p>
       <w:pPr>
+        <w:keepNext/>
         <w:spacing w:after="20" w:before="80" w:line="330" w:lineRule="exact"/>
       </w:pPr>
       <w:r>
@@ -1680,6 +1696,7 @@
     </w:p>
     <w:p>
       <w:pPr>
+        <w:keepNext/>
         <w:spacing w:after="20" w:before="80" w:line="330" w:lineRule="exact"/>
       </w:pPr>
       <w:r>
@@ -1740,6 +1757,7 @@
     </w:p>
     <w:p>
       <w:pPr>
+        <w:keepNext/>
         <w:spacing w:after="20" w:before="80" w:line="330" w:lineRule="exact"/>
       </w:pPr>
       <w:r>
@@ -1800,6 +1818,7 @@
     </w:p>
     <w:p>
       <w:pPr>
+        <w:keepNext/>
         <w:spacing w:after="20" w:before="80" w:line="330" w:lineRule="exact"/>
       </w:pPr>
       <w:r>
@@ -1860,6 +1879,8 @@
     </w:p>
     <w:p>
       <w:pPr>
+        <w:keepNext/>
+        <w:keepLines/>
         <w:spacing w:after="40" w:before="280" w:line="480" w:lineRule="exact"/>
         <w:pBdr>
           <w:bottom w:val="single" w:sz="12" w:space="3" w:color="051C2C"/>
@@ -1877,6 +1898,7 @@
     </w:p>
     <w:p>
       <w:pPr>
+        <w:keepNext/>
         <w:spacing w:after="80" w:before="0" w:line="360" w:lineRule="exact"/>
       </w:pPr>
       <w:r>
@@ -1938,6 +1960,7 @@
     </w:p>
     <w:p>
       <w:pPr>
+        <w:keepNext/>
         <w:spacing w:after="80" w:before="0" w:line="360" w:lineRule="exact"/>
       </w:pPr>
       <w:r>
@@ -2063,6 +2086,8 @@
     </w:p>
     <w:p>
       <w:pPr>
+        <w:keepNext/>
+        <w:keepLines/>
         <w:spacing w:after="40" w:before="280" w:line="480" w:lineRule="exact"/>
         <w:pBdr>
           <w:bottom w:val="single" w:sz="12" w:space="3" w:color="051C2C"/>
@@ -2080,6 +2105,7 @@
     </w:p>
     <w:p>
       <w:pPr>
+        <w:keepNext/>
         <w:spacing w:after="20" w:before="80" w:line="330" w:lineRule="exact"/>
       </w:pPr>
       <w:r>
@@ -2117,6 +2143,7 @@
     </w:p>
     <w:p>
       <w:pPr>
+        <w:keepNext/>
         <w:spacing w:after="20" w:before="80" w:line="330" w:lineRule="exact"/>
       </w:pPr>
       <w:r>
@@ -2154,6 +2181,7 @@
     </w:p>
     <w:p>
       <w:pPr>
+        <w:keepNext/>
         <w:spacing w:after="20" w:before="80" w:line="330" w:lineRule="exact"/>
       </w:pPr>
       <w:r>

--- a/output/日世战略诊断报告.docx
+++ b/output/日世战略诊断报告.docx
@@ -13,7 +13,7 @@
           <w:color w:val="051C2C"/>
           <w:sz w:val="44"/>
         </w:rPr>
-        <w:t>McKinsey 10 Tests</w:t>
+        <w:t>MCK 10 Tests</w:t>
       </w:r>
     </w:p>
     <w:p>
@@ -2236,7 +2236,7 @@
           <w:color w:val="A0A0A0"/>
           <w:sz w:val="16"/>
         </w:rPr>
-        <w:t>McKinsey Strategic 10 Tests · 初始想法梳理，非最终结论</w:t>
+        <w:t>MCK Strategic 10 Tests · 初始想法梳理，非最终结论</w:t>
       </w:r>
     </w:p>
     <w:p>
